--- a/public/Certificates and Dashboard (Culiat)/Certificate of Residency(Quezon City Hall Requirements for QCID application).docx
+++ b/public/Certificates and Dashboard (Culiat)/Certificate of Residency(Quezon City Hall Requirements for QCID application).docx
@@ -1825,6 +1825,16 @@
     </w:p>
     <w:p>
       <w:pPr>
+        <w:pStyle w:val="BodyText"/>
+        <w:spacing w:before="173"/>
+        <w:rPr>
+          <w:rFonts w:ascii="Arial MT"/>
+          <w:sz w:val="20"/>
+        </w:rPr>
+      </w:pPr>
+    </w:p>
+    <w:p>
+      <w:pPr>
         <w:ind w:left="67"/>
         <w:rPr>
           <w:b/>
@@ -1905,46 +1915,6 @@
           <w:bCs/>
           <w:sz w:val="20"/>
         </w:rPr>
-        <w:t xml:space="preserve">Verification: </w:t>
-      </w:r>
-      <w:r>
-        <w:rPr>
-          <w:bCs/>
-          <w:sz w:val="20"/>
-        </w:rPr>
-        <w:t xml:space="preserve">Scan QR code or visit </w:t>
-      </w:r>
-      <w:hyperlink r:id="rId16" w:history="1">
-        <w:r>
-          <w:rPr>
-            <w:rStyle w:val="Hyperlink"/>
-            <w:b/>
-            <w:sz w:val="20"/>
-          </w:rPr>
-          <w:t>https://barangayculiat.online/verify</w:t>
-        </w:r>
-      </w:hyperlink>
-      <w:r>
-        <w:rPr>
-          <w:b/>
-          <w:sz w:val="20"/>
-        </w:rPr>
-        <w:t xml:space="preserve"> </w:t>
-      </w:r>
-    </w:p>
-    <w:p>
-      <w:pPr>
-        <w:ind w:left="67"/>
-        <w:rPr>
-          <w:bCs/>
-          <w:sz w:val="20"/>
-        </w:rPr>
-      </w:pPr>
-      <w:r>
-        <w:rPr>
-          <w:bCs/>
-          <w:sz w:val="20"/>
-        </w:rPr>
         <w:t xml:space="preserve">Document </w:t>
       </w:r>
       <w:proofErr w:type="gramStart"/>
@@ -2188,7 +2158,7 @@
           <w:sz w:val="20"/>
         </w:rPr>
         <w:sectPr>
-          <w:footerReference w:type="default" r:id="rId17"/>
+          <w:footerReference w:type="default" r:id="rId16"/>
           <w:type w:val="continuous"/>
           <w:pgSz w:w="11910" w:h="16840"/>
           <w:pgMar w:top="580" w:right="992" w:bottom="280" w:left="1133" w:header="720" w:footer="144" w:gutter="0"/>
